--- a/tai-lieu-noi-bo/moscow/ostankino-tower.docx
+++ b/tai-lieu-noi-bo/moscow/ostankino-tower.docx
@@ -100,6 +100,22 @@
     </w:p>
     <w:p>
       <w:pPr>
+        <w:pStyle w:val="ListBullet"/>
+      </w:pPr>
+      <w:r>
+        <w:t>Cao 540,1 m — từng là công trình đứng tự do cao nhất thế giới suốt 1967–1975 (tới khi tháp CN ở Toronto vượt qua), và là công trình đầu tiên trên thế giới vượt mốc 500 m.</w:t>
+      </w:r>
+    </w:p>
+    <w:p>
+      <w:pPr>
+        <w:pStyle w:val="ListBullet"/>
+      </w:pPr>
+      <w:r>
+        <w:t>Đài quan sát ở độ cao 337 m có ô sàn kính trong suốt để khách nhìn thẳng xuống lòng đất dưới chân.</w:t>
+      </w:r>
+    </w:p>
+    <w:p>
+      <w:pPr>
         <w:pStyle w:val="Heading1"/>
       </w:pPr>
       <w:r>
@@ -407,6 +423,181 @@
       </w:pPr>
       <w:r>
         <w:t>Một thú vui nhỏ nhưng gây nghiện khi lên đài quan sát là 'trò chơi tìm địa danh'. Từ độ cao này, du khách có thể thử nhận diện các điểm mốc của Moskva theo từng hướng: quần thể VDNKh với gian trung tâm và bánh xe đu quay ngay bên dưới, dải xanh của Vườn Bách thảo, những toà 'Bảy chị em' theo phong cách Stalin rải rác trên nền trời, và xa hơn là cụm tháp kính Moskva-City. Nếu đi cùng hướng dẫn viên hoặc dùng bảng chú giải tại chỗ, việc 'đọc' bản đồ thành phố từ trên cao sẽ biến khung cảnh mênh mông thành một câu chuyện đô thị sống động và dễ nhớ.</w:t>
+      </w:r>
+    </w:p>
+    <w:p>
+      <w:pPr>
+        <w:pStyle w:val="Heading1"/>
+      </w:pPr>
+      <w:r>
+        <w:rPr>
+          <w:color w:val="152C4E"/>
+        </w:rPr>
+        <w:t>540 mét bê tông: kỷ lục thế giới một thời</w:t>
+      </w:r>
+    </w:p>
+    <w:p>
+      <w:pPr>
+        <w:jc w:val="both"/>
+      </w:pPr>
+      <w:r>
+        <w:t>Останкинская телебашня (Tháp truyền hình Ostankino) cao 540,1 m, xây trong các năm 1963–1967 và hoàn thành đúng dịp kỷ niệm 50 năm Cách mạng Tháng Mười (1967). Ngay khi ra đời, nó trở thành công trình đứng tự do cao nhất thế giới và là công trình đầu tiên vượt mốc 500 m — giữ kỷ lục ấy suốt tám năm (1967–1975), cho tới khi tháp CN (Toronto, 553 m) vượt qua.</w:t>
+      </w:r>
+    </w:p>
+    <w:p>
+      <w:pPr>
+        <w:jc w:val="both"/>
+      </w:pPr>
+      <w:r>
+        <w:t>Đến nay tháp vẫn là công trình cao nhất châu Âu và là biểu tượng của ngành phát thanh - truyền hình Nga. Đài quan sát ở độ cao 385 m (mái) và các tầng dịch vụ nằm ở khoảng 337–360 m.</w:t>
+      </w:r>
+    </w:p>
+    <w:p>
+      <w:pPr>
+        <w:jc w:val="both"/>
+      </w:pPr>
+      <w:r>
+        <w:t>Gợi ý cách kể: dùng phép so sánh để khách dễ hình dung — 540 m cao gấp rưỡi tháp Eiffel; và nhấn rằng vào năm 1967 đây là «đỉnh cao» đúng nghĩa của cả nhân loại.</w:t>
+      </w:r>
+    </w:p>
+    <w:p>
+      <w:pPr>
+        <w:pStyle w:val="Heading1"/>
+      </w:pPr>
+      <w:r>
+        <w:rPr>
+          <w:color w:val="152C4E"/>
+        </w:rPr>
+        <w:t>Kỹ sư Nikolai Nikitin &amp; bí quyết «bông huệ lộn ngược»</w:t>
+      </w:r>
+    </w:p>
+    <w:p>
+      <w:pPr>
+        <w:jc w:val="both"/>
+      </w:pPr>
+      <w:r>
+        <w:t>Linh hồn kỹ thuật của tháp là kỹ sư kết cấu Nikolai Nikitin (Николай Никитин). Ông đưa ra một giải pháp táo bạo: thân tháp bằng bê tông ứng suất trước, được giữ căng từ bên trong bằng 150 sợi cáp thép (bôi dầu súng để chống gỉ). Nhờ được «kéo căng» liên tục, khối bê tông khổng lồ đứng vững như một thân cây mềm mà cứng.</w:t>
+      </w:r>
+    </w:p>
+    <w:p>
+      <w:pPr>
+        <w:jc w:val="both"/>
+      </w:pPr>
+      <w:r>
+        <w:t>Phần móng lại rất nông so với chiều cao — ý tưởng được cho là lấy cảm hứng từ hình dáng bông hoa huệ lộn ngược, đứng vững nhờ trọng tâm thấp và những «cánh» chống đỡ ở chân. Giai thoại kể rằng Nikitin đã phác thảo ý tưởng cơ bản chỉ trong một đêm.</w:t>
+      </w:r>
+    </w:p>
+    <w:p>
+      <w:pPr>
+        <w:jc w:val="both"/>
+      </w:pPr>
+      <w:r>
+        <w:t>Gợi ý cách kể: đây là câu chuyện kỹ thuật hấp dẫn — ví thân tháp như «cây đàn được lên dây căng», các sợi cáp bên trong chính là «dây đàn» giữ cho tháp không đổ.</w:t>
+      </w:r>
+    </w:p>
+    <w:p>
+      <w:pPr>
+        <w:pStyle w:val="Heading1"/>
+      </w:pPr>
+      <w:r>
+        <w:rPr>
+          <w:color w:val="152C4E"/>
+        </w:rPr>
+        <w:t>Đài quan sát 337 m &amp; sàn kính nhìn xuyên xuống đất</w:t>
+      </w:r>
+    </w:p>
+    <w:p>
+      <w:pPr>
+        <w:jc w:val="both"/>
+      </w:pPr>
+      <w:r>
+        <w:t>Trải nghiệm «phải thử» khi lên tháp là đài quan sát bằng kính ở độ cao 337 m (còn có sàn lộ thiên cao hơn khoảng 3 m khi thời tiết cho phép). Từ đây toàn cảnh Moskva trải ra 360°: từ khu VDNKh, cụm Moscow-City tới các «chị em» nhà chọc trời Stalin.</w:t>
+      </w:r>
+    </w:p>
+    <w:p>
+      <w:pPr>
+        <w:jc w:val="both"/>
+      </w:pPr>
+      <w:r>
+        <w:t>Điểm gây thích thú nhất là những ô sàn lát kính trong suốt: khách có thể đứng lên và nhìn thẳng xuống khoảng không hun hút dưới chân — cảm giác vừa sợ vừa phấn khích, và là kiểu ảnh «triệu like».</w:t>
+      </w:r>
+    </w:p>
+    <w:p>
+      <w:pPr>
+        <w:jc w:val="both"/>
+      </w:pPr>
+      <w:r>
+        <w:t>Gợi ý cách kể: trấn an khách rằng sàn kính được thiết kế chịu lực an toàn; khuyến khích người dạn dĩ đứng lên chụp ảnh, còn khách sợ độ cao thì đứng ở vành ngoài vẫn ngắm được toàn cảnh.</w:t>
+      </w:r>
+    </w:p>
+    <w:p>
+      <w:pPr>
+        <w:pStyle w:val="Heading1"/>
+      </w:pPr>
+      <w:r>
+        <w:rPr>
+          <w:color w:val="152C4E"/>
+        </w:rPr>
+        <w:t>Nhà hàng xoay «Bầu trời thứ Bảy» (Ресторан «Седьмое небо»)</w:t>
+      </w:r>
+    </w:p>
+    <w:p>
+      <w:pPr>
+        <w:jc w:val="both"/>
+      </w:pPr>
+      <w:r>
+        <w:t>Ngay trên/dưới đài quan sát là nhà hàng huyền thoại «Bầu trời thứ Bảy» (Sedmoe Nebo) — gồm ba tầng ăn ở độ cao khoảng 328–334 m, tổng diện tích chừng 600 m². Sàn nhà hàng quay chậm quanh trục tháp, để trong một bữa ăn thực khách được ngắm trọn Moskva xoay qua khung cửa kính.</w:t>
+      </w:r>
+    </w:p>
+    <w:p>
+      <w:pPr>
+        <w:jc w:val="both"/>
+      </w:pPr>
+      <w:r>
+        <w:t>Nhà hàng là ký ức đẹp của nhiều thế hệ người Moskva từ thời Xô Viết. Sau vụ hoả hoạn năm 2000, nó đóng cửa nhiều năm và được tu sửa, mở lại vào tháng 11/2016.</w:t>
+      </w:r>
+    </w:p>
+    <w:p>
+      <w:pPr>
+        <w:jc w:val="both"/>
+      </w:pPr>
+      <w:r>
+        <w:t>Gợi ý cách kể: nếu đoàn muốn kết hợp ăn uống «trên mây», nên đặt bàn trước; giải thích cái tên «Bầu trời thứ Bảy» trong tiếng Nga cũng như tiếng Việt đều ám chỉ trạng thái sung sướng tột độ — hợp cảnh ngồi ăn giữa trời.</w:t>
+      </w:r>
+    </w:p>
+    <w:p>
+      <w:pPr>
+        <w:pStyle w:val="Heading1"/>
+      </w:pPr>
+      <w:r>
+        <w:rPr>
+          <w:color w:val="152C4E"/>
+        </w:rPr>
+        <w:t>Vụ hoả hoạn năm 2000 &amp; những điều cần biết khi tham quan</w:t>
+      </w:r>
+    </w:p>
+    <w:p>
+      <w:pPr>
+        <w:jc w:val="both"/>
+      </w:pPr>
+      <w:r>
+        <w:t>Một dấu mốc bi kịch cần kể trung thực: ngày 27/8/2000, một đám cháy bùng lên ở độ cao khoảng 460 m trên tháp. Lửa đã thiêu hỏng phần lớn hệ cáp thép căng bên trong — chỉ còn 19 trên tổng số 150 sợi cáp nguyên vẹn, khiến tháp có nguy cơ sụp đổ; ba người thiệt mạng. Việc gia cố và phục hồi hoàn tất tới năm 2008, nhà hàng mở lại năm 2016.</w:t>
+      </w:r>
+    </w:p>
+    <w:p>
+      <w:pPr>
+        <w:jc w:val="both"/>
+      </w:pPr>
+      <w:r>
+        <w:t>Nhờ được cứu và củng cố kịp thời, tháp đứng vững tới nay và tiếp tục phát sóng. Câu chuyện cho thấy cả sự mong manh lẫn sự kiên cường của công trình.</w:t>
+      </w:r>
+    </w:p>
+    <w:p>
+      <w:pPr>
+        <w:jc w:val="both"/>
+      </w:pPr>
+      <w:r>
+        <w:t>Lưu ý thực dụng để dặn khách: vé lên tháp nên đặt trước; khách cần mang giấy tờ tuỳ thân (hộ chiếu) để đối chiếu; có giới hạn độ tuổi/chiều cao cho một số khu; và chuyến lên đài quan sát phụ thuộc thời tiết — ngày nhiều mây, mưa hoặc gió lớn có thể tạm dừng. Gần tháp còn có điền trang Ostankino, trung tâm truyền hình và công viên VDNKh để kết hợp tham quan.</w:t>
       </w:r>
     </w:p>
     <w:p>
@@ -969,6 +1160,51 @@
       </w:r>
     </w:p>
     <w:p>
+      <w:r>
+        <w:rPr>
+          <w:sz w:val="22"/>
+        </w:rPr>
+        <w:t xml:space="preserve">• Wikipedia (EN) — Ostankino Tower — </w:t>
+      </w:r>
+      <w:r>
+        <w:rPr>
+          <w:color w:val="204A86"/>
+          <w:sz w:val="20"/>
+        </w:rPr>
+        <w:t>https://en.wikipedia.org/wiki/Ostankino_Tower</w:t>
+      </w:r>
+    </w:p>
+    <w:p>
+      <w:r>
+        <w:rPr>
+          <w:sz w:val="22"/>
+        </w:rPr>
+        <w:t xml:space="preserve">• Wikipedia (EN) — Nikolai Nikitin (engineer) — </w:t>
+      </w:r>
+      <w:r>
+        <w:rPr>
+          <w:color w:val="204A86"/>
+          <w:sz w:val="20"/>
+        </w:rPr>
+        <w:t>https://en.wikipedia.org/wiki/Nikolai_Nikitin_(engineer)</w:t>
+      </w:r>
+    </w:p>
+    <w:p>
+      <w:r>
+        <w:rPr>
+          <w:sz w:val="22"/>
+        </w:rPr>
+        <w:t xml:space="preserve">• Trang chính thức Tháp Ostankino (tvtower.ru) — </w:t>
+      </w:r>
+      <w:r>
+        <w:rPr>
+          <w:color w:val="204A86"/>
+          <w:sz w:val="20"/>
+        </w:rPr>
+        <w:t>https://www.tvtower.ru/en/</w:t>
+      </w:r>
+    </w:p>
+    <w:p>
       <w:pPr>
         <w:pStyle w:val="Heading2"/>
       </w:pPr>
@@ -1045,11 +1281,38 @@
     <w:p>
       <w:r>
         <w:rPr>
+          <w:color w:val="5C6773"/>
+          <w:sz w:val="20"/>
+        </w:rPr>
+        <w:t>Wikipedia (EN): Ostankino Tower — cao 540,1 m (mái 385,4 m; tầng cao nhất 360,4 m); xây 1963–1967 dịp 50 năm Cách mạng Tháng Mười; kỹ sư Nikolai Nikitin; bê tông ứng suất trước giữ bằng 150 cáp thép bôi dầu; công trình đứng tự do cao nhất thế giới 1967–1975 (tới khi tháp CN 553 m vượt); đài quan sát kính 337 m; nhà hàng xoay «Sedmoe Nebo» ba tầng 328–334 m, ~600 m², mở lại 11/2016; hoả hoạn 27/8/2000 ở ~460 m làm hỏng phần lớn cáp (còn 19/150), 3 người chết, phục hồi tới 2008.</w:t>
+      </w:r>
+    </w:p>
+    <w:p>
+      <w:r>
+        <w:rPr>
+          <w:color w:val="5C6773"/>
+          <w:sz w:val="20"/>
+        </w:rPr>
+        <w:t>Wikipedia (EN): Nikolai Nikitin — kỹ sư kết cấu, cha đẻ giải pháp bê tông ứng suất trước của tháp.</w:t>
+      </w:r>
+    </w:p>
+    <w:p>
+      <w:r>
+        <w:rPr>
+          <w:color w:val="5C6773"/>
+          <w:sz w:val="20"/>
+        </w:rPr>
+        <w:t>Lưu ý biên soạn: nội dung tổng hợp nguyên gốc bằng tiếng Việt; giờ mở cửa, giá vé và quy định lên đài quan sát/nhà hàng thay đổi theo mùa và thời tiết — hướng dẫn viên nên kiểm chứng trên trang chính thức trước mỗi chuyến.</w:t>
+      </w:r>
+    </w:p>
+    <w:p>
+      <w:r>
+        <w:rPr>
           <w:i/>
           <w:color w:val="5C6773"/>
           <w:sz w:val="18"/>
         </w:rPr>
-        <w:t>Tài liệu nội bộ — không dùng cho mục đích public. Biên soạn nguyên gốc, có dẫn nguồn. Cập nhật 2026-08-11.</w:t>
+        <w:t>Tài liệu nội bộ — không dùng cho mục đích public. Biên soạn nguyên gốc, có dẫn nguồn. Cập nhật 2026-09-28.</w:t>
       </w:r>
     </w:p>
     <w:sectPr>
